--- a/Submissions/module08/Module 8 Portfolio Project Option 2.docx
+++ b/Submissions/module08/Module 8 Portfolio Project Option 2.docx
@@ -107,18 +107,7 @@
           <w:sz w:val="24"/>
           <w:szCs w:val="24"/>
         </w:rPr>
-        <w:t>6</w:t>
-      </w:r>
-      <w:r>
-        <w:rPr>
-          <w:rStyle w:val="fnt0"/>
-          <w:rFonts w:ascii="Times New Roman" w:hAnsi="Times New Roman"/>
-          <w:b/>
-          <w:bCs/>
-          <w:sz w:val="24"/>
-          <w:szCs w:val="24"/>
-        </w:rPr>
-        <w:t xml:space="preserve"> Critical Thinking</w:t>
+        <w:t>8 Portfolio Project</w:t>
       </w:r>
     </w:p>
     <w:p>
@@ -265,25 +254,7 @@
           <w:sz w:val="24"/>
           <w:szCs w:val="24"/>
         </w:rPr>
-        <w:t>4/</w:t>
-      </w:r>
-      <w:r>
-        <w:rPr>
-          <w:rStyle w:val="fnt0"/>
-          <w:rFonts w:ascii="Times New Roman" w:hAnsi="Times New Roman"/>
-          <w:sz w:val="24"/>
-          <w:szCs w:val="24"/>
-        </w:rPr>
-        <w:t>2</w:t>
-      </w:r>
-      <w:r>
-        <w:rPr>
-          <w:rStyle w:val="fnt0"/>
-          <w:rFonts w:ascii="Times New Roman" w:hAnsi="Times New Roman"/>
-          <w:sz w:val="24"/>
-          <w:szCs w:val="24"/>
-        </w:rPr>
-        <w:t>7</w:t>
+        <w:t>5/11</w:t>
       </w:r>
       <w:r>
         <w:rPr>
@@ -406,10 +377,10 @@
     <w:p>
       <w:r>
         <w:drawing>
-          <wp:inline distT="0" distB="0" distL="0" distR="0" wp14:anchorId="4874A7AA" wp14:editId="34C86233">
-            <wp:extent cx="5943600" cy="6328410"/>
+          <wp:inline distT="0" distB="0" distL="0" distR="0" wp14:anchorId="25A716FC" wp14:editId="58E81BDB">
+            <wp:extent cx="5943600" cy="2381250"/>
             <wp:effectExtent l="0" t="0" r="0" b="0"/>
-            <wp:docPr id="1502486677" name="Picture 1" descr="A screenshot of a computer program&#10;&#10;AI-generated content may be incorrect."/>
+            <wp:docPr id="1908265008" name="Picture 1" descr="A computer screen shot of text&#10;&#10;AI-generated content may be incorrect."/>
             <wp:cNvGraphicFramePr>
               <a:graphicFrameLocks xmlns:a="http://schemas.openxmlformats.org/drawingml/2006/main" noChangeAspect="1"/>
             </wp:cNvGraphicFramePr>
@@ -417,7 +388,7 @@
               <a:graphicData uri="http://schemas.openxmlformats.org/drawingml/2006/picture">
                 <pic:pic xmlns:pic="http://schemas.openxmlformats.org/drawingml/2006/picture">
                   <pic:nvPicPr>
-                    <pic:cNvPr id="1502486677" name="Picture 1" descr="A screenshot of a computer program&#10;&#10;AI-generated content may be incorrect."/>
+                    <pic:cNvPr id="1908265008" name="Picture 1" descr="A computer screen shot of text&#10;&#10;AI-generated content may be incorrect."/>
                     <pic:cNvPicPr/>
                   </pic:nvPicPr>
                   <pic:blipFill>
@@ -429,7 +400,7 @@
                   <pic:spPr>
                     <a:xfrm>
                       <a:off x="0" y="0"/>
-                      <a:ext cx="5943600" cy="6328410"/>
+                      <a:ext cx="5943600" cy="2381250"/>
                     </a:xfrm>
                     <a:prstGeom prst="rect">
                       <a:avLst/>
@@ -448,17 +419,16 @@
         <w:pStyle w:val="Heading1"/>
       </w:pPr>
       <w:r>
-        <w:lastRenderedPageBreak/>
-        <w:t>Git Repository</w:t>
+        <w:t>Application Output</w:t>
       </w:r>
     </w:p>
     <w:p>
       <w:r>
         <w:drawing>
-          <wp:inline distT="0" distB="0" distL="0" distR="0" wp14:anchorId="3BF0A4B4" wp14:editId="1AB4AD62">
-            <wp:extent cx="5943600" cy="3208655"/>
-            <wp:effectExtent l="0" t="0" r="0" b="0"/>
-            <wp:docPr id="1179728534" name="Picture 1" descr="A screenshot of a computer&#10;&#10;AI-generated content may be incorrect."/>
+          <wp:inline distT="0" distB="0" distL="0" distR="0" wp14:anchorId="11B720D0" wp14:editId="7B68F2CE">
+            <wp:extent cx="2410161" cy="933580"/>
+            <wp:effectExtent l="0" t="0" r="9525" b="0"/>
+            <wp:docPr id="1672725421" name="Picture 1" descr="A screenshot of a computer&#10;&#10;AI-generated content may be incorrect."/>
             <wp:cNvGraphicFramePr>
               <a:graphicFrameLocks xmlns:a="http://schemas.openxmlformats.org/drawingml/2006/main" noChangeAspect="1"/>
             </wp:cNvGraphicFramePr>
@@ -466,7 +436,7 @@
               <a:graphicData uri="http://schemas.openxmlformats.org/drawingml/2006/picture">
                 <pic:pic xmlns:pic="http://schemas.openxmlformats.org/drawingml/2006/picture">
                   <pic:nvPicPr>
-                    <pic:cNvPr id="1179728534" name="Picture 1" descr="A screenshot of a computer&#10;&#10;AI-generated content may be incorrect."/>
+                    <pic:cNvPr id="1672725421" name="Picture 1" descr="A screenshot of a computer&#10;&#10;AI-generated content may be incorrect."/>
                     <pic:cNvPicPr/>
                   </pic:nvPicPr>
                   <pic:blipFill>
@@ -478,7 +448,56 @@
                   <pic:spPr>
                     <a:xfrm>
                       <a:off x="0" y="0"/>
-                      <a:ext cx="5943600" cy="3208655"/>
+                      <a:ext cx="2410161" cy="933580"/>
+                    </a:xfrm>
+                    <a:prstGeom prst="rect">
+                      <a:avLst/>
+                    </a:prstGeom>
+                  </pic:spPr>
+                </pic:pic>
+              </a:graphicData>
+            </a:graphic>
+          </wp:inline>
+        </w:drawing>
+      </w:r>
+    </w:p>
+    <w:p/>
+    <w:p>
+      <w:pPr>
+        <w:pStyle w:val="Heading1"/>
+      </w:pPr>
+      <w:r>
+        <w:lastRenderedPageBreak/>
+        <w:t>Git Repository</w:t>
+      </w:r>
+    </w:p>
+    <w:p>
+      <w:r>
+        <w:drawing>
+          <wp:inline distT="0" distB="0" distL="0" distR="0" wp14:anchorId="29753C50" wp14:editId="73CE6CDF">
+            <wp:extent cx="5943600" cy="3445510"/>
+            <wp:effectExtent l="0" t="0" r="0" b="2540"/>
+            <wp:docPr id="1208907888" name="Picture 1" descr="A screenshot of a computer&#10;&#10;AI-generated content may be incorrect."/>
+            <wp:cNvGraphicFramePr>
+              <a:graphicFrameLocks xmlns:a="http://schemas.openxmlformats.org/drawingml/2006/main" noChangeAspect="1"/>
+            </wp:cNvGraphicFramePr>
+            <a:graphic xmlns:a="http://schemas.openxmlformats.org/drawingml/2006/main">
+              <a:graphicData uri="http://schemas.openxmlformats.org/drawingml/2006/picture">
+                <pic:pic xmlns:pic="http://schemas.openxmlformats.org/drawingml/2006/picture">
+                  <pic:nvPicPr>
+                    <pic:cNvPr id="1208907888" name="Picture 1" descr="A screenshot of a computer&#10;&#10;AI-generated content may be incorrect."/>
+                    <pic:cNvPicPr/>
+                  </pic:nvPicPr>
+                  <pic:blipFill>
+                    <a:blip r:embed="rId11"/>
+                    <a:stretch>
+                      <a:fillRect/>
+                    </a:stretch>
+                  </pic:blipFill>
+                  <pic:spPr>
+                    <a:xfrm>
+                      <a:off x="0" y="0"/>
+                      <a:ext cx="5943600" cy="3445510"/>
                     </a:xfrm>
                     <a:prstGeom prst="rect">
                       <a:avLst/>
@@ -496,8 +515,8 @@
     <w:p/>
     <w:p/>
     <w:sectPr>
-      <w:headerReference w:type="default" r:id="rId11"/>
-      <w:headerReference w:type="first" r:id="rId12"/>
+      <w:headerReference w:type="default" r:id="rId12"/>
+      <w:headerReference w:type="first" r:id="rId13"/>
       <w:pgSz w:w="12240" w:h="15840"/>
       <w:pgMar w:top="1440" w:right="1440" w:bottom="1440" w:left="1440" w:header="720" w:footer="720" w:gutter="0"/>
       <w:cols w:space="720"/>
